--- a/docs/05_llm_layer.docx
+++ b/docs/05_llm_layer.docx
@@ -35,24 +35,24 @@
     </w:p>
     <w:p>
       <w:pPr>
-        <w:pStyle w:val="ListNumber"/>
+        <w:ind w:left="510" w:hanging="340"/>
       </w:pPr>
       <w:r>
         <w:rPr>
           <w:b w:val="0"/>
         </w:rPr>
-        <w:t>Choose a backend from the environment (Groq, OpenRouter, a local OpenAI compatible server, or an offline mock).</w:t>
+        <w:t>1.  Choose a backend from the environment (Groq, OpenRouter, a local OpenAI compatible server, or an offline mock).</w:t>
       </w:r>
     </w:p>
     <w:p>
       <w:pPr>
-        <w:pStyle w:val="ListNumber"/>
+        <w:ind w:left="510" w:hanging="340"/>
       </w:pPr>
       <w:r>
         <w:rPr>
           <w:b w:val="0"/>
         </w:rPr>
-        <w:t xml:space="preserve">Speak each provider's chat completions protocol and normalise the answer into one type, </w:t>
+        <w:t xml:space="preserve">2.  Speak each provider's chat completions protocol and normalise the answer into one type, </w:t>
       </w:r>
       <w:r>
         <w:rPr>
@@ -70,24 +70,24 @@
     </w:p>
     <w:p>
       <w:pPr>
-        <w:pStyle w:val="ListNumber"/>
+        <w:ind w:left="510" w:hanging="340"/>
       </w:pPr>
       <w:r>
         <w:rPr>
           <w:b w:val="0"/>
         </w:rPr>
-        <w:t>Protect the real time loop from slow and failing providers: hard and soft deadlines, a one time retry on HTTP 429, a retry on model produced tool call rejections, a circuit breaker with half-open probing, and an optional fallback model.</w:t>
+        <w:t>3.  Protect the real time loop from slow and failing providers: hard and soft deadlines, a one time retry on HTTP 429, a retry on model produced tool call rejections, a circuit breaker with half-open probing, and an optional fallback model.</w:t>
       </w:r>
     </w:p>
     <w:p>
       <w:pPr>
-        <w:pStyle w:val="ListNumber"/>
+        <w:ind w:left="510" w:hanging="340"/>
       </w:pPr>
       <w:r>
         <w:rPr>
           <w:b w:val="0"/>
         </w:rPr>
-        <w:t xml:space="preserve">Strip the in-band </w:t>
+        <w:t xml:space="preserve">4.  Strip the in-band </w:t>
       </w:r>
       <w:r>
         <w:rPr>
@@ -2888,13 +2888,13 @@
     </w:p>
     <w:p>
       <w:pPr>
-        <w:pStyle w:val="ListNumber"/>
+        <w:ind w:left="510" w:hanging="340"/>
       </w:pPr>
       <w:r>
         <w:rPr>
           <w:b w:val="0"/>
         </w:rPr>
-        <w:t xml:space="preserve">Records each message list in </w:t>
+        <w:t xml:space="preserve">1.  Records each message list in </w:t>
       </w:r>
       <w:r>
         <w:rPr>
@@ -2912,13 +2912,13 @@
     </w:p>
     <w:p>
       <w:pPr>
-        <w:pStyle w:val="ListNumber"/>
+        <w:ind w:left="510" w:hanging="340"/>
       </w:pPr>
       <w:r>
         <w:rPr>
           <w:b w:val="0"/>
         </w:rPr>
-        <w:t xml:space="preserve">If a queue of canned </w:t>
+        <w:t xml:space="preserve">2.  If a queue of canned </w:t>
       </w:r>
       <w:r>
         <w:rPr>
@@ -2988,13 +2988,13 @@
     </w:p>
     <w:p>
       <w:pPr>
-        <w:pStyle w:val="ListNumber"/>
+        <w:ind w:left="510" w:hanging="340"/>
       </w:pPr>
       <w:r>
         <w:rPr>
           <w:b w:val="0"/>
         </w:rPr>
-        <w:t>Otherwise it applies a keyword heuristic to the last message content (the user text), lowercased, in this order:</w:t>
+        <w:t>3.  Otherwise it applies a keyword heuristic to the last message content (the user text), lowercased, in this order:</w:t>
       </w:r>
     </w:p>
     <w:tbl>
@@ -3945,13 +3945,13 @@
     </w:p>
     <w:p>
       <w:pPr>
-        <w:pStyle w:val="ListNumber"/>
+        <w:ind w:left="510" w:hanging="340"/>
       </w:pPr>
       <w:r>
         <w:rPr>
           <w:b w:val="0"/>
         </w:rPr>
-        <w:t xml:space="preserve">Find the marker with the regex </w:t>
+        <w:t xml:space="preserve">1.  Find the marker with the regex </w:t>
       </w:r>
       <w:r>
         <w:rPr>
@@ -3969,13 +3969,13 @@
     </w:p>
     <w:p>
       <w:pPr>
-        <w:pStyle w:val="ListNumber"/>
+        <w:ind w:left="510" w:hanging="340"/>
       </w:pPr>
       <w:r>
         <w:rPr>
           <w:b w:val="0"/>
         </w:rPr>
-        <w:t xml:space="preserve">Split the text into what is before and after the marker. Locate the first </w:t>
+        <w:t xml:space="preserve">2.  Split the text into what is before and after the marker. Locate the first </w:t>
       </w:r>
       <w:r>
         <w:rPr>
@@ -4006,13 +4006,13 @@
     </w:p>
     <w:p>
       <w:pPr>
-        <w:pStyle w:val="ListNumber"/>
+        <w:ind w:left="510" w:hanging="340"/>
       </w:pPr>
       <w:r>
         <w:rPr>
           <w:b w:val="0"/>
         </w:rPr>
-        <w:t xml:space="preserve">If the JSON is a dictionary, it becomes </w:t>
+        <w:t xml:space="preserve">3.  If the JSON is a dictionary, it becomes </w:t>
       </w:r>
       <w:r>
         <w:rPr>
@@ -4030,13 +4030,13 @@
     </w:p>
     <w:p>
       <w:pPr>
-        <w:pStyle w:val="ListNumber"/>
+        <w:ind w:left="510" w:hanging="340"/>
       </w:pPr>
       <w:r>
         <w:rPr>
           <w:b w:val="0"/>
         </w:rPr>
-        <w:t>The text before the marker has trailing noise removed (</w:t>
+        <w:t>4.  The text before the marker has trailing noise removed (</w:t>
       </w:r>
       <w:r>
         <w:rPr>
@@ -4208,13 +4208,13 @@
     </w:p>
     <w:p>
       <w:pPr>
-        <w:pStyle w:val="ListNumber"/>
+        <w:ind w:left="510" w:hanging="340"/>
       </w:pPr>
       <w:r>
         <w:rPr>
           <w:b w:val="0"/>
         </w:rPr>
-        <w:t xml:space="preserve">Runs the blocking </w:t>
+        <w:t xml:space="preserve">1.  Runs the blocking </w:t>
       </w:r>
       <w:r>
         <w:rPr>
@@ -4232,13 +4232,13 @@
     </w:p>
     <w:p>
       <w:pPr>
-        <w:pStyle w:val="ListNumber"/>
+        <w:ind w:left="510" w:hanging="340"/>
       </w:pPr>
       <w:r>
         <w:rPr>
           <w:b w:val="0"/>
         </w:rPr>
-        <w:t xml:space="preserve">If it raises </w:t>
+        <w:t xml:space="preserve">2.  If it raises </w:t>
       </w:r>
       <w:r>
         <w:rPr>
@@ -4282,13 +4282,13 @@
     </w:p>
     <w:p>
       <w:pPr>
-        <w:pStyle w:val="ListNumber"/>
+        <w:ind w:left="510" w:hanging="340"/>
       </w:pPr>
       <w:r>
         <w:rPr>
           <w:b w:val="0"/>
         </w:rPr>
-        <w:t xml:space="preserve">Otherwise it logs a warning, sleeps </w:t>
+        <w:t xml:space="preserve">3.  Otherwise it logs a warning, sleeps </w:t>
       </w:r>
       <w:r>
         <w:rPr>
@@ -4775,13 +4775,13 @@
     </w:p>
     <w:p>
       <w:pPr>
-        <w:pStyle w:val="ListNumber"/>
+        <w:ind w:left="510" w:hanging="340"/>
       </w:pPr>
       <w:r>
         <w:rPr>
           <w:b w:val="0"/>
         </w:rPr>
-        <w:t>If the circuit is open: if the cooldown elapsed and no probe is in flight, this call becomes the probe (</w:t>
+        <w:t>1.  If the circuit is open: if the cooldown elapsed and no probe is in flight, this call becomes the probe (</w:t>
       </w:r>
       <w:r>
         <w:rPr>
@@ -4825,13 +4825,13 @@
     </w:p>
     <w:p>
       <w:pPr>
-        <w:pStyle w:val="ListNumber"/>
+        <w:ind w:left="510" w:hanging="340"/>
       </w:pPr>
       <w:r>
         <w:rPr>
           <w:b w:val="0"/>
         </w:rPr>
-        <w:t xml:space="preserve">Record the start time with </w:t>
+        <w:t xml:space="preserve">2.  Record the start time with </w:t>
       </w:r>
       <w:r>
         <w:rPr>
@@ -4849,13 +4849,13 @@
     </w:p>
     <w:p>
       <w:pPr>
-        <w:pStyle w:val="ListNumber"/>
+        <w:ind w:left="510" w:hanging="340"/>
       </w:pPr>
       <w:r>
         <w:rPr>
           <w:b w:val="0"/>
         </w:rPr>
-        <w:t xml:space="preserve">Run </w:t>
+        <w:t xml:space="preserve">3.  Run </w:t>
       </w:r>
       <w:r>
         <w:rPr>
@@ -4912,13 +4912,13 @@
     </w:p>
     <w:p>
       <w:pPr>
-        <w:pStyle w:val="ListNumber"/>
+        <w:ind w:left="510" w:hanging="340"/>
       </w:pPr>
       <w:r>
         <w:rPr>
           <w:b w:val="0"/>
         </w:rPr>
-        <w:t xml:space="preserve">On </w:t>
+        <w:t xml:space="preserve">4.  On </w:t>
       </w:r>
       <w:r>
         <w:rPr>
@@ -4975,13 +4975,13 @@
     </w:p>
     <w:p>
       <w:pPr>
-        <w:pStyle w:val="ListNumber"/>
+        <w:ind w:left="510" w:hanging="340"/>
       </w:pPr>
       <w:r>
         <w:rPr>
           <w:b w:val="0"/>
         </w:rPr>
-        <w:t xml:space="preserve">On any other exception: count </w:t>
+        <w:t xml:space="preserve">5.  On any other exception: count </w:t>
       </w:r>
       <w:r>
         <w:rPr>
@@ -5038,13 +5038,13 @@
     </w:p>
     <w:p>
       <w:pPr>
-        <w:pStyle w:val="ListNumber"/>
+        <w:ind w:left="510" w:hanging="340"/>
       </w:pPr>
       <w:r>
         <w:rPr>
           <w:b w:val="0"/>
         </w:rPr>
-        <w:t xml:space="preserve">In a </w:t>
+        <w:t xml:space="preserve">6.  In a </w:t>
       </w:r>
       <w:r>
         <w:rPr>
@@ -6081,13 +6081,13 @@
     </w:p>
     <w:p>
       <w:pPr>
-        <w:pStyle w:val="ListNumber"/>
+        <w:ind w:left="510" w:hanging="340"/>
       </w:pPr>
       <w:r>
         <w:rPr>
           <w:b w:val="0"/>
         </w:rPr>
-        <w:t xml:space="preserve">If no </w:t>
+        <w:t xml:space="preserve">1.  If no </w:t>
       </w:r>
       <w:r>
         <w:rPr>
@@ -6118,13 +6118,13 @@
     </w:p>
     <w:p>
       <w:pPr>
-        <w:pStyle w:val="ListNumber"/>
+        <w:ind w:left="510" w:hanging="340"/>
       </w:pPr>
       <w:r>
         <w:rPr>
           <w:b w:val="0"/>
         </w:rPr>
-        <w:t xml:space="preserve">Otherwise the backend call becomes a task. </w:t>
+        <w:t xml:space="preserve">2.  Otherwise the backend call becomes a task. </w:t>
       </w:r>
       <w:r>
         <w:rPr>
@@ -6142,13 +6142,13 @@
     </w:p>
     <w:p>
       <w:pPr>
-        <w:pStyle w:val="ListNumber"/>
+        <w:ind w:left="510" w:hanging="340"/>
       </w:pPr>
       <w:r>
         <w:rPr>
           <w:b w:val="0"/>
         </w:rPr>
-        <w:t xml:space="preserve">If not, increment </w:t>
+        <w:t xml:space="preserve">3.  If not, increment </w:t>
       </w:r>
       <w:r>
         <w:rPr>
@@ -6192,13 +6192,13 @@
     </w:p>
     <w:p>
       <w:pPr>
-        <w:pStyle w:val="ListNumber"/>
+        <w:ind w:left="510" w:hanging="340"/>
       </w:pPr>
       <w:r>
         <w:rPr>
           <w:b w:val="0"/>
         </w:rPr>
-        <w:t xml:space="preserve">In a </w:t>
+        <w:t xml:space="preserve">4.  In a </w:t>
       </w:r>
       <w:r>
         <w:rPr>
@@ -8802,19 +8802,25 @@
     </w:p>
     <w:p>
       <w:pPr>
-        <w:pStyle w:val="ListNumber"/>
+        <w:ind w:left="510" w:hanging="340"/>
       </w:pPr>
       <w:r>
         <w:rPr>
           <w:b w:val="0"/>
         </w:rPr>
-        <w:t>A user message reaches the planner; Groq returns HTTP 429 with the body "Please try again in 1.905s".</w:t>
+        <w:t>1.  A user message reaches the planner; Groq returns HTTP 429 with the body "Please try again in 1.905s".</w:t>
       </w:r>
     </w:p>
     <w:p>
       <w:pPr>
-        <w:pStyle w:val="ListNumber"/>
+        <w:ind w:left="510" w:hanging="340"/>
       </w:pPr>
+      <w:r>
+        <w:rPr>
+          <w:b w:val="0"/>
+        </w:rPr>
+        <w:t xml:space="preserve">2.  </w:t>
+      </w:r>
       <w:r>
         <w:rPr>
           <w:rFonts w:ascii="Consolas" w:hAnsi="Consolas" w:eastAsia="Consolas"/>
@@ -8844,8 +8850,14 @@
     </w:p>
     <w:p>
       <w:pPr>
-        <w:pStyle w:val="ListNumber"/>
+        <w:ind w:left="510" w:hanging="340"/>
       </w:pPr>
+      <w:r>
+        <w:rPr>
+          <w:b w:val="0"/>
+        </w:rPr>
+        <w:t xml:space="preserve">3.  </w:t>
+      </w:r>
       <w:r>
         <w:rPr>
           <w:rFonts w:ascii="Consolas" w:hAnsi="Consolas" w:eastAsia="Consolas"/>
@@ -8862,13 +8874,13 @@
     </w:p>
     <w:p>
       <w:pPr>
-        <w:pStyle w:val="ListNumber"/>
+        <w:ind w:left="510" w:hanging="340"/>
       </w:pPr>
       <w:r>
         <w:rPr>
           <w:b w:val="0"/>
         </w:rPr>
-        <w:t xml:space="preserve">The breaker sees a normal success: </w:t>
+        <w:t xml:space="preserve">4.  The breaker sees a normal success: </w:t>
       </w:r>
       <w:r>
         <w:rPr>
@@ -8907,13 +8919,13 @@
     </w:p>
     <w:p>
       <w:pPr>
-        <w:pStyle w:val="ListNumber"/>
+        <w:ind w:left="510" w:hanging="340"/>
       </w:pPr>
       <w:r>
         <w:rPr>
           <w:b w:val="0"/>
         </w:rPr>
-        <w:t xml:space="preserve">Three consecutive requests time out (8 s each, or fail instantly with HTTP 500). After the third, </w:t>
+        <w:t xml:space="preserve">1.  Three consecutive requests time out (8 s each, or fail instantly with HTTP 500). After the third, </w:t>
       </w:r>
       <w:r>
         <w:rPr>
@@ -8944,13 +8956,13 @@
     </w:p>
     <w:p>
       <w:pPr>
-        <w:pStyle w:val="ListNumber"/>
+        <w:ind w:left="510" w:hanging="340"/>
       </w:pPr>
       <w:r>
         <w:rPr>
           <w:b w:val="0"/>
         </w:rPr>
-        <w:t xml:space="preserve">With </w:t>
+        <w:t xml:space="preserve">2.  With </w:t>
       </w:r>
       <w:r>
         <w:rPr>
@@ -8968,13 +8980,13 @@
     </w:p>
     <w:p>
       <w:pPr>
-        <w:pStyle w:val="ListNumber"/>
+        <w:ind w:left="510" w:hanging="340"/>
       </w:pPr>
       <w:r>
         <w:rPr>
           <w:b w:val="0"/>
         </w:rPr>
-        <w:t>After 15 s the next request is the probe. If the primary answers, the circuit closes; if it fails, the cooldown restarts.</w:t>
+        <w:t>3.  After 15 s the next request is the probe. If the primary answers, the circuit closes; if it fails, the cooldown restarts.</w:t>
       </w:r>
     </w:p>
     <w:p>
@@ -8987,13 +8999,13 @@
     </w:p>
     <w:p>
       <w:pPr>
-        <w:pStyle w:val="ListNumber"/>
+        <w:ind w:left="510" w:hanging="340"/>
       </w:pPr>
       <w:r>
         <w:rPr>
           <w:b w:val="0"/>
         </w:rPr>
-        <w:t xml:space="preserve">Neither key nor </w:t>
+        <w:t xml:space="preserve">1.  Neither key nor </w:t>
       </w:r>
       <w:r>
         <w:rPr>
@@ -9024,13 +9036,13 @@
     </w:p>
     <w:p>
       <w:pPr>
-        <w:pStyle w:val="ListNumber"/>
+        <w:ind w:left="510" w:hanging="340"/>
       </w:pPr>
       <w:r>
         <w:rPr>
           <w:b w:val="0"/>
         </w:rPr>
-        <w:t xml:space="preserve">The user types "find me a flight to Goa". The filler appears at once; the mock reads the last message, matches </w:t>
+        <w:t xml:space="preserve">2.  The user types "find me a flight to Goa". The filler appears at once; the mock reads the last message, matches </w:t>
       </w:r>
       <w:r>
         <w:rPr>
@@ -9061,13 +9073,13 @@
     </w:p>
     <w:p>
       <w:pPr>
-        <w:pStyle w:val="ListNumber"/>
+        <w:ind w:left="510" w:hanging="340"/>
       </w:pPr>
       <w:r>
         <w:rPr>
           <w:b w:val="0"/>
         </w:rPr>
-        <w:t xml:space="preserve">The planner validates and registers the call; the scripted environment's tool produces a result; </w:t>
+        <w:t xml:space="preserve">3.  The planner validates and registers the call; the scripted environment's tool produces a result; </w:t>
       </w:r>
       <w:r>
         <w:rPr>
@@ -9085,13 +9097,13 @@
     </w:p>
     <w:p>
       <w:pPr>
-        <w:pStyle w:val="ListNumber"/>
+        <w:ind w:left="510" w:hanging="340"/>
       </w:pPr>
       <w:r>
         <w:rPr>
           <w:b w:val="0"/>
         </w:rPr>
-        <w:t>The user then says "no wait, make it Mumbai". Tier 1 acts (epoch bump, cancellation, acknowledgement). The mock again returns BLR to DEL. The mechanics of interruption are all visible; the content is canned.</w:t>
+        <w:t>4.  The user then says "no wait, make it Mumbai". Tier 1 acts (epoch bump, cancellation, acknowledgement). The mock again returns BLR to DEL. The mechanics of interruption are all visible; the content is canned.</w:t>
       </w:r>
     </w:p>
     <w:p>
